--- a/mystring_report.docx
+++ b/mystring_report.docx
@@ -337,16 +337,8 @@
         <w:rPr>
           <w:rFonts w:eastAsia="Calibri" w:cs="Times New Roman"/>
         </w:rPr>
-        <w:t xml:space="preserve">Класс </w:t>
-      </w:r>
-      <w:proofErr w:type="spellStart"/>
-      <w:r>
-        <w:rPr>
-          <w:rFonts w:eastAsia="Calibri" w:cs="Times New Roman"/>
-        </w:rPr>
-        <w:t>MyString</w:t>
-      </w:r>
-      <w:proofErr w:type="spellEnd"/>
+        <w:t>Класс MyString</w:t>
+      </w:r>
       <w:r>
         <w:rPr>
           <w:rFonts w:eastAsia="Times New Roman" w:cs="Times New Roman"/>
@@ -463,12 +455,24 @@
         <w:rPr>
           <w:rFonts w:cs="Times New Roman"/>
         </w:rPr>
-        <w:t>5131001/20003</w:t>
+        <w:t>5131001/20</w:t>
       </w:r>
       <w:r>
         <w:rPr>
           <w:rFonts w:cs="Times New Roman"/>
         </w:rPr>
+        <w:t>5</w:t>
+      </w:r>
+      <w:r>
+        <w:rPr>
+          <w:rFonts w:cs="Times New Roman"/>
+        </w:rPr>
+        <w:t>03</w:t>
+      </w:r>
+      <w:r>
+        <w:rPr>
+          <w:rFonts w:cs="Times New Roman"/>
+        </w:rPr>
         <w:tab/>
       </w:r>
       <w:r>
@@ -489,7 +493,6 @@
         </w:rPr>
         <w:t xml:space="preserve"> </w:t>
       </w:r>
-      <w:proofErr w:type="gramStart"/>
       <w:r>
         <w:rPr>
           <w:rFonts w:cs="Times New Roman"/>
@@ -502,7 +505,6 @@
         </w:rPr>
         <w:t>.А.</w:t>
       </w:r>
-      <w:proofErr w:type="gramEnd"/>
     </w:p>
     <w:p>
       <w:pPr>
@@ -635,14 +637,12 @@
         </w:rPr>
         <w:tab/>
       </w:r>
-      <w:proofErr w:type="spellStart"/>
       <w:r>
         <w:rPr>
           <w:rFonts w:cs="Times New Roman"/>
         </w:rPr>
         <w:t>Кубрин</w:t>
       </w:r>
-      <w:proofErr w:type="spellEnd"/>
       <w:r>
         <w:rPr>
           <w:rFonts w:cs="Times New Roman"/>
@@ -1009,19 +1009,11 @@
         </w:rPr>
         <w:t>P</w:t>
       </w:r>
-      <w:proofErr w:type="spellStart"/>
       <w:r>
         <w:rPr>
           <w:shd w:val="clear" w:color="auto" w:fill="FFFFFF"/>
         </w:rPr>
-        <w:t>ython</w:t>
-      </w:r>
-      <w:proofErr w:type="spellEnd"/>
-      <w:r>
-        <w:rPr>
-          <w:shd w:val="clear" w:color="auto" w:fill="FFFFFF"/>
-        </w:rPr>
-        <w:t xml:space="preserve"> с помощью реализованного класса.</w:t>
+        <w:t>ython с помощью реализованного класса.</w:t>
       </w:r>
     </w:p>
     <w:p>
@@ -1068,25 +1060,14 @@
         <w:t>char</w:t>
       </w:r>
       <w:r>
-        <w:t>* _</w:t>
+        <w:t xml:space="preserve">* </w:t>
       </w:r>
       <w:r>
         <w:rPr>
           <w:lang w:val="en-US"/>
         </w:rPr>
-        <w:t>s</w:t>
-      </w:r>
-      <w:r>
-        <w:t>_</w:t>
-      </w:r>
-      <w:proofErr w:type="spellStart"/>
-      <w:r>
-        <w:rPr>
-          <w:lang w:val="en-US"/>
-        </w:rPr>
-        <w:t>ptr</w:t>
-      </w:r>
-      <w:proofErr w:type="spellEnd"/>
+        <w:t>string</w:t>
+      </w:r>
       <w:r>
         <w:t>; -</w:t>
       </w:r>
@@ -1095,6 +1076,11 @@
       </w:r>
     </w:p>
     <w:p>
+      <w:pPr>
+        <w:rPr>
+          <w:lang w:val="en-US"/>
+        </w:rPr>
+      </w:pPr>
       <w:r>
         <w:tab/>
       </w:r>
@@ -1102,51 +1088,57 @@
         <w:rPr>
           <w:lang w:val="en-US"/>
         </w:rPr>
-        <w:t>size</w:t>
-      </w:r>
-      <w:r>
-        <w:t>_</w:t>
+        <w:t>unsigned int len</w:t>
       </w:r>
       <w:r>
         <w:rPr>
           <w:lang w:val="en-US"/>
         </w:rPr>
-        <w:t>t</w:t>
-      </w:r>
-      <w:r>
-        <w:t xml:space="preserve"> _</w:t>
+        <w:t xml:space="preserve">; - </w:t>
+      </w:r>
+      <w:r>
+        <w:t>длина</w:t>
       </w:r>
       <w:r>
         <w:rPr>
           <w:lang w:val="en-US"/>
         </w:rPr>
-        <w:t>size</w:t>
-      </w:r>
-      <w:r>
-        <w:t>; -</w:t>
-      </w:r>
-      <w:r>
-        <w:t xml:space="preserve"> размер строк.</w:t>
+        <w:t xml:space="preserve"> </w:t>
+      </w:r>
+      <w:r>
+        <w:t>строк</w:t>
+      </w:r>
+      <w:r>
+        <w:t>и</w:t>
+      </w:r>
+      <w:r>
+        <w:rPr>
+          <w:lang w:val="en-US"/>
+        </w:rPr>
+        <w:t>.</w:t>
       </w:r>
     </w:p>
     <w:p>
       <w:r>
+        <w:rPr>
+          <w:lang w:val="en-US"/>
+        </w:rPr>
         <w:tab/>
       </w:r>
       <w:r>
         <w:rPr>
           <w:lang w:val="en-US"/>
         </w:rPr>
-        <w:t>size</w:t>
-      </w:r>
-      <w:r>
-        <w:t>_</w:t>
+        <w:t>unsigned</w:t>
+      </w:r>
+      <w:r>
+        <w:t xml:space="preserve"> </w:t>
       </w:r>
       <w:r>
         <w:rPr>
           <w:lang w:val="en-US"/>
         </w:rPr>
-        <w:t>t</w:t>
+        <w:t>int</w:t>
       </w:r>
       <w:r>
         <w:t xml:space="preserve"> _</w:t>
@@ -1165,6 +1157,154 @@
       </w:r>
     </w:p>
     <w:p>
+      <w:r>
+        <w:t xml:space="preserve">В процессе выполнения лабораторный поэты были реализованы все необходимые методы класса. Так же из-за неграмотного подхода к реализации все методы были реализованы без переиспользования (все методы были написаны с использованием примитивов), что является плохой практикой. Затем многие методы с перегрузкой были реализованы через одинн определенный с помощью приведение к другому классу ( то есть метод для </w:t>
+      </w:r>
+      <w:r>
+        <w:rPr>
+          <w:lang w:val="en-US"/>
+        </w:rPr>
+        <w:t>std</w:t>
+      </w:r>
+      <w:r>
+        <w:t>::</w:t>
+      </w:r>
+      <w:r>
+        <w:rPr>
+          <w:lang w:val="en-US"/>
+        </w:rPr>
+        <w:t>string</w:t>
+      </w:r>
+      <w:r>
+        <w:t xml:space="preserve">, например </w:t>
+      </w:r>
+      <w:r>
+        <w:rPr>
+          <w:lang w:val="en-US"/>
+        </w:rPr>
+        <w:t>insert</w:t>
+      </w:r>
+      <w:r>
+        <w:t>(</w:t>
+      </w:r>
+      <w:r>
+        <w:rPr>
+          <w:lang w:val="en-US"/>
+        </w:rPr>
+        <w:t>std</w:t>
+      </w:r>
+      <w:r>
+        <w:t>::</w:t>
+      </w:r>
+      <w:r>
+        <w:rPr>
+          <w:lang w:val="en-US"/>
+        </w:rPr>
+        <w:t>string</w:t>
+      </w:r>
+      <w:r>
+        <w:t xml:space="preserve"> </w:t>
+      </w:r>
+      <w:r>
+        <w:rPr>
+          <w:lang w:val="en-US"/>
+        </w:rPr>
+        <w:t>s</w:t>
+      </w:r>
+      <w:r>
+        <w:t>){</w:t>
+      </w:r>
+      <w:r>
+        <w:rPr>
+          <w:lang w:val="en-US"/>
+        </w:rPr>
+        <w:t>insert</w:t>
+      </w:r>
+      <w:r>
+        <w:t>(</w:t>
+      </w:r>
+      <w:r>
+        <w:rPr>
+          <w:lang w:val="en-US"/>
+        </w:rPr>
+        <w:t>s</w:t>
+      </w:r>
+      <w:r>
+        <w:t>.</w:t>
+      </w:r>
+      <w:r>
+        <w:rPr>
+          <w:lang w:val="en-US"/>
+        </w:rPr>
+        <w:t>c</w:t>
+      </w:r>
+      <w:r>
+        <w:t>_</w:t>
+      </w:r>
+      <w:r>
+        <w:rPr>
+          <w:lang w:val="en-US"/>
+        </w:rPr>
+        <w:t>ctr</w:t>
+      </w:r>
+      <w:r>
+        <w:t>())}</w:t>
+      </w:r>
+      <w:r>
+        <w:t xml:space="preserve">. Затем операторы +,+=, и = и  методы </w:t>
+      </w:r>
+      <w:r>
+        <w:rPr>
+          <w:lang w:val="en-US"/>
+        </w:rPr>
+        <w:t>replace</w:t>
+      </w:r>
+      <w:r>
+        <w:t xml:space="preserve">  </w:t>
+      </w:r>
+      <w:r>
+        <w:t xml:space="preserve">и </w:t>
+      </w:r>
+      <w:r>
+        <w:rPr>
+          <w:lang w:val="en-US"/>
+        </w:rPr>
+        <w:t>add</w:t>
+      </w:r>
+      <w:r>
+        <w:t xml:space="preserve"> </w:t>
+      </w:r>
+      <w:r>
+        <w:t xml:space="preserve">были реализованы через примитивы </w:t>
+      </w:r>
+      <w:r>
+        <w:rPr>
+          <w:lang w:val="en-US"/>
+        </w:rPr>
+        <w:t>insert</w:t>
+      </w:r>
+      <w:r>
+        <w:t xml:space="preserve"> </w:t>
+      </w:r>
+      <w:r>
+        <w:t xml:space="preserve">и </w:t>
+      </w:r>
+      <w:r>
+        <w:rPr>
+          <w:lang w:val="en-US"/>
+        </w:rPr>
+        <w:t>erase</w:t>
+      </w:r>
+      <w:r>
+        <w:t>.</w:t>
+      </w:r>
+    </w:p>
+    <w:p>
+      <w:r>
+        <w:t xml:space="preserve"> </w:t>
+      </w:r>
+    </w:p>
+    <w:p>
       <w:pPr>
         <w:pStyle w:val="21"/>
         <w:rPr>
@@ -1181,6 +1321,9 @@
         <w:keepNext/>
       </w:pPr>
       <w:r>
+        <w:rPr>
+          <w:noProof/>
+        </w:rPr>
         <w:drawing>
           <wp:inline distT="0" distB="0" distL="0" distR="0" wp14:anchorId="18789E96" wp14:editId="10BC6E50">
             <wp:extent cx="5335165" cy="4699591"/>
@@ -1241,142 +1384,243 @@
       </w:r>
     </w:p>
     <w:p>
-      <w:pPr>
-        <w:pStyle w:val="21"/>
+      <w:r>
+        <w:t>К примитивным методам относятся методы «геттеры», который возвращают внутренние переменные класса. Методы</w:t>
+      </w:r>
+      <w:r>
+        <w:t xml:space="preserve"> </w:t>
+      </w:r>
+      <w:r>
         <w:rPr>
           <w:lang w:val="en-US"/>
         </w:rPr>
-      </w:pPr>
-      <w:r>
-        <w:t>Создание обертки</w:t>
+        <w:t>substr</w:t>
+      </w:r>
+      <w:r>
+        <w:t xml:space="preserve">, </w:t>
+      </w:r>
+      <w:r>
+        <w:rPr>
+          <w:lang w:val="en-US"/>
+        </w:rPr>
+        <w:t>find</w:t>
+      </w:r>
+      <w:r>
+        <w:t xml:space="preserve">, </w:t>
+      </w:r>
+      <w:r>
+        <w:rPr>
+          <w:lang w:val="en-US"/>
+        </w:rPr>
+        <w:t>shrink</w:t>
+      </w:r>
+      <w:r>
+        <w:t>_</w:t>
+      </w:r>
+      <w:r>
+        <w:rPr>
+          <w:lang w:val="en-US"/>
+        </w:rPr>
+        <w:t>to</w:t>
+      </w:r>
+      <w:r>
+        <w:t>_</w:t>
+      </w:r>
+      <w:r>
+        <w:rPr>
+          <w:lang w:val="en-US"/>
+        </w:rPr>
+        <w:t>fit</w:t>
+      </w:r>
+      <w:r>
+        <w:t xml:space="preserve">, </w:t>
+      </w:r>
+      <w:r>
+        <w:rPr>
+          <w:lang w:val="en-US"/>
+        </w:rPr>
+        <w:t>insert</w:t>
+      </w:r>
+      <w:r>
+        <w:t xml:space="preserve">, </w:t>
+      </w:r>
+      <w:r>
+        <w:rPr>
+          <w:lang w:val="en-US"/>
+        </w:rPr>
+        <w:t>erase</w:t>
+      </w:r>
+      <w:r>
+        <w:t xml:space="preserve">, </w:t>
+      </w:r>
+      <w:r>
+        <w:rPr>
+          <w:lang w:val="en-US"/>
+        </w:rPr>
+        <w:t>clear</w:t>
+      </w:r>
+      <w:r>
+        <w:t xml:space="preserve">, </w:t>
+      </w:r>
+      <w:r>
+        <w:t>а</w:t>
+      </w:r>
+      <w:r>
+        <w:t xml:space="preserve"> </w:t>
+      </w:r>
+      <w:r>
+        <w:t>также</w:t>
+      </w:r>
+      <w:r>
+        <w:t xml:space="preserve"> </w:t>
+      </w:r>
+      <w:r>
+        <w:t>операторы</w:t>
+      </w:r>
+      <w:r>
+        <w:t xml:space="preserve"> </w:t>
+      </w:r>
+      <w:r>
+        <w:t>сравнений</w:t>
+      </w:r>
+      <w:r>
+        <w:t xml:space="preserve">, </w:t>
+      </w:r>
+      <w:r>
+        <w:t xml:space="preserve">реализованные через </w:t>
+      </w:r>
+      <w:r>
+        <w:rPr>
+          <w:lang w:val="en-US"/>
+        </w:rPr>
+        <w:t>strcmp</w:t>
+      </w:r>
+      <w:r>
+        <w:t xml:space="preserve">.  </w:t>
+      </w:r>
+      <w:r>
+        <w:t xml:space="preserve">Не примитивными стали оператор присваивания, сложение, сложения и присваивания, а также методы </w:t>
+      </w:r>
+      <w:r>
+        <w:rPr>
+          <w:lang w:val="en-US"/>
+        </w:rPr>
+        <w:t>replace</w:t>
+      </w:r>
+      <w:r>
+        <w:t xml:space="preserve"> </w:t>
+      </w:r>
+      <w:r>
+        <w:t xml:space="preserve">и </w:t>
+      </w:r>
+      <w:r>
+        <w:rPr>
+          <w:lang w:val="en-US"/>
+        </w:rPr>
+        <w:t>append</w:t>
+      </w:r>
+      <w:r>
+        <w:t xml:space="preserve"> </w:t>
+      </w:r>
+      <w:r>
+        <w:t xml:space="preserve">за счет схожего функционала с примитивами </w:t>
+      </w:r>
+      <w:r>
+        <w:rPr>
+          <w:lang w:val="en-US"/>
+        </w:rPr>
+        <w:t>insert</w:t>
+      </w:r>
+      <w:r>
+        <w:t xml:space="preserve"> и </w:t>
+      </w:r>
+      <w:r>
+        <w:rPr>
+          <w:lang w:val="en-US"/>
+        </w:rPr>
+        <w:t>insert</w:t>
+      </w:r>
+      <w:r>
+        <w:t xml:space="preserve">. </w:t>
       </w:r>
     </w:p>
     <w:p>
-      <w:r>
-        <w:t xml:space="preserve">Для создания обертки был создан файл </w:t>
-      </w:r>
-      <w:proofErr w:type="spellStart"/>
-      <w:r>
+      <w:pPr>
+        <w:pStyle w:val="21"/>
         <w:rPr>
           <w:lang w:val="en-US"/>
         </w:rPr>
-        <w:t>mystring</w:t>
-      </w:r>
-      <w:proofErr w:type="spellEnd"/>
-      <w:r>
-        <w:t>_</w:t>
-      </w:r>
-      <w:proofErr w:type="spellStart"/>
-      <w:r>
-        <w:rPr>
-          <w:lang w:val="en-US"/>
-        </w:rPr>
-        <w:t>weapper</w:t>
-      </w:r>
-      <w:proofErr w:type="spellEnd"/>
-      <w:r>
-        <w:t>.</w:t>
-      </w:r>
-      <w:proofErr w:type="spellStart"/>
-      <w:r>
-        <w:rPr>
-          <w:lang w:val="en-US"/>
-        </w:rPr>
-        <w:t>cpp</w:t>
-      </w:r>
-      <w:proofErr w:type="spellEnd"/>
-      <w:r>
-        <w:t xml:space="preserve"> </w:t>
-      </w:r>
-      <w:r>
-        <w:t>содержащий объявление созданных функций, а также</w:t>
-      </w:r>
-      <w:r>
-        <w:t>:</w:t>
+      </w:pPr>
+      <w:r>
+        <w:t>Создание обертки</w:t>
       </w:r>
     </w:p>
     <w:p>
       <w:r>
+        <w:t xml:space="preserve">Для создания обертки был создан файл </w:t>
+      </w:r>
+      <w:r>
+        <w:rPr>
+          <w:lang w:val="en-US"/>
+        </w:rPr>
+        <w:t>weapper</w:t>
+      </w:r>
+      <w:r>
         <w:t>.</w:t>
       </w:r>
-      <w:proofErr w:type="gramStart"/>
       <w:r>
         <w:rPr>
           <w:lang w:val="en-US"/>
         </w:rPr>
-        <w:t>def</w:t>
-      </w:r>
-      <w:r>
-        <w:t>(</w:t>
-      </w:r>
-      <w:proofErr w:type="gramEnd"/>
-      <w:r>
-        <w:t>"__</w:t>
-      </w:r>
-      <w:proofErr w:type="spellStart"/>
+        <w:t>cpp</w:t>
+      </w:r>
+      <w:r>
+        <w:t xml:space="preserve"> </w:t>
+      </w:r>
+      <w:r>
+        <w:t>содержащий объявление созданных функций</w:t>
+      </w:r>
+      <w:r>
+        <w:t xml:space="preserve"> </w:t>
+      </w:r>
       <w:r>
         <w:rPr>
           <w:lang w:val="en-US"/>
         </w:rPr>
-        <w:t>repr</w:t>
-      </w:r>
-      <w:proofErr w:type="spellEnd"/>
-      <w:r>
-        <w:t>__", &amp;</w:t>
-      </w:r>
-      <w:proofErr w:type="spellStart"/>
+        <w:t>c</w:t>
+      </w:r>
+      <w:r>
+        <w:t xml:space="preserve"> помощью </w:t>
+      </w:r>
       <w:r>
         <w:rPr>
           <w:lang w:val="en-US"/>
         </w:rPr>
-        <w:t>MyString</w:t>
-      </w:r>
-      <w:proofErr w:type="spellEnd"/>
-      <w:r>
-        <w:t>::</w:t>
+        <w:t>py</w:t>
+      </w:r>
+      <w:r>
+        <w:t>.</w:t>
       </w:r>
       <w:r>
         <w:rPr>
           <w:lang w:val="en-US"/>
         </w:rPr>
-        <w:t>c</w:t>
-      </w:r>
-      <w:r>
-        <w:t>_</w:t>
-      </w:r>
-      <w:r>
-        <w:rPr>
-          <w:lang w:val="en-US"/>
-        </w:rPr>
-        <w:t>str</w:t>
-      </w:r>
-      <w:r>
-        <w:t xml:space="preserve">) – </w:t>
-      </w:r>
-      <w:r>
-        <w:t>представление</w:t>
-      </w:r>
-      <w:r>
-        <w:t xml:space="preserve"> </w:t>
-      </w:r>
-      <w:r>
-        <w:t xml:space="preserve">объекта не названием объекта, а содержимым строки.(Например, для </w:t>
-      </w:r>
-      <w:r>
-        <w:rPr>
-          <w:lang w:val="en-US"/>
-        </w:rPr>
-        <w:t>print</w:t>
-      </w:r>
-      <w:r>
-        <w:t>())</w:t>
+        <w:t>overload</w:t>
+      </w:r>
+      <w:r>
+        <w:t>&lt;&gt;</w:t>
+      </w:r>
+      <w:r>
+        <w:t>, а также</w:t>
+      </w:r>
+      <w:r>
+        <w:t>:</w:t>
       </w:r>
     </w:p>
     <w:p>
       <w:r>
         <w:t>.</w:t>
       </w:r>
-      <w:proofErr w:type="gramStart"/>
       <w:r>
         <w:rPr>
           <w:lang w:val="en-US"/>
@@ -1384,31 +1628,23 @@
         <w:t>def</w:t>
       </w:r>
       <w:r>
-        <w:t>(</w:t>
-      </w:r>
-      <w:proofErr w:type="gramEnd"/>
-      <w:r>
-        <w:t>"__</w:t>
-      </w:r>
-      <w:proofErr w:type="spellStart"/>
+        <w:t>("__</w:t>
+      </w:r>
       <w:r>
         <w:rPr>
           <w:lang w:val="en-US"/>
         </w:rPr>
-        <w:t>len</w:t>
-      </w:r>
-      <w:proofErr w:type="spellEnd"/>
+        <w:t>repr</w:t>
+      </w:r>
       <w:r>
         <w:t>__", &amp;</w:t>
       </w:r>
-      <w:proofErr w:type="spellStart"/>
       <w:r>
         <w:rPr>
           <w:lang w:val="en-US"/>
         </w:rPr>
         <w:t>MyString</w:t>
       </w:r>
-      <w:proofErr w:type="spellEnd"/>
       <w:r>
         <w:t>::</w:t>
       </w:r>
@@ -1416,45 +1652,111 @@
         <w:rPr>
           <w:lang w:val="en-US"/>
         </w:rPr>
-        <w:t>length</w:t>
+        <w:t>c</w:t>
+      </w:r>
+      <w:r>
+        <w:t>_</w:t>
+      </w:r>
+      <w:r>
+        <w:rPr>
+          <w:lang w:val="en-US"/>
+        </w:rPr>
+        <w:t>str</w:t>
       </w:r>
       <w:r>
         <w:t xml:space="preserve">) – </w:t>
       </w:r>
       <w:r>
-        <w:t>доступ</w:t>
+        <w:t>представление</w:t>
       </w:r>
       <w:r>
         <w:t xml:space="preserve"> </w:t>
       </w:r>
       <w:r>
-        <w:t>к</w:t>
-      </w:r>
-      <w:r>
-        <w:t xml:space="preserve"> </w:t>
-      </w:r>
-      <w:r>
-        <w:t>длине</w:t>
-      </w:r>
-      <w:r>
-        <w:t xml:space="preserve"> </w:t>
-      </w:r>
-      <w:r>
-        <w:t xml:space="preserve">строки используя </w:t>
-      </w:r>
-      <w:proofErr w:type="spellStart"/>
+        <w:t xml:space="preserve">объекта не названием объекта, а содержимым строки.(Например, для </w:t>
+      </w:r>
       <w:r>
         <w:rPr>
           <w:lang w:val="en-US"/>
         </w:rPr>
-        <w:t>len</w:t>
-      </w:r>
-      <w:proofErr w:type="spellEnd"/>
-      <w:r>
-        <w:t>().</w:t>
+        <w:t>print</w:t>
+      </w:r>
+      <w:r>
+        <w:t>())</w:t>
       </w:r>
     </w:p>
     <w:p>
+      <w:r>
+        <w:t>.</w:t>
+      </w:r>
+      <w:r>
+        <w:rPr>
+          <w:lang w:val="en-US"/>
+        </w:rPr>
+        <w:t>def</w:t>
+      </w:r>
+      <w:r>
+        <w:t>("__</w:t>
+      </w:r>
+      <w:r>
+        <w:rPr>
+          <w:lang w:val="en-US"/>
+        </w:rPr>
+        <w:t>len</w:t>
+      </w:r>
+      <w:r>
+        <w:t>__", &amp;</w:t>
+      </w:r>
+      <w:r>
+        <w:rPr>
+          <w:lang w:val="en-US"/>
+        </w:rPr>
+        <w:t>MyString</w:t>
+      </w:r>
+      <w:r>
+        <w:t>::</w:t>
+      </w:r>
+      <w:r>
+        <w:rPr>
+          <w:lang w:val="en-US"/>
+        </w:rPr>
+        <w:t>length</w:t>
+      </w:r>
+      <w:r>
+        <w:t xml:space="preserve">) – </w:t>
+      </w:r>
+      <w:r>
+        <w:t>доступ</w:t>
+      </w:r>
+      <w:r>
+        <w:t xml:space="preserve"> </w:t>
+      </w:r>
+      <w:r>
+        <w:t>к</w:t>
+      </w:r>
+      <w:r>
+        <w:t xml:space="preserve"> </w:t>
+      </w:r>
+      <w:r>
+        <w:t>длине</w:t>
+      </w:r>
+      <w:r>
+        <w:t xml:space="preserve"> </w:t>
+      </w:r>
+      <w:r>
+        <w:t xml:space="preserve">строки используя </w:t>
+      </w:r>
+      <w:r>
+        <w:rPr>
+          <w:lang w:val="en-US"/>
+        </w:rPr>
+        <w:t>len</w:t>
+      </w:r>
+      <w:r>
+        <w:t>().</w:t>
+      </w:r>
+    </w:p>
+    <w:p>
       <w:pPr>
         <w:pStyle w:val="21"/>
       </w:pPr>
@@ -1477,6 +1779,9 @@
         <w:keepNext/>
       </w:pPr>
       <w:r>
+        <w:rPr>
+          <w:noProof/>
+        </w:rPr>
         <w:drawing>
           <wp:inline distT="0" distB="0" distL="0" distR="0" wp14:anchorId="178F9D29" wp14:editId="2744302B">
             <wp:extent cx="5950694" cy="3444949"/>
@@ -1535,14 +1840,12 @@
       <w:r>
         <w:t xml:space="preserve">результаты тестирования </w:t>
       </w:r>
-      <w:proofErr w:type="spellStart"/>
       <w:r>
         <w:rPr>
           <w:lang w:val="en-US"/>
         </w:rPr>
         <w:t>pyhton</w:t>
       </w:r>
-      <w:proofErr w:type="spellEnd"/>
       <w:r>
         <w:t>-</w:t>
       </w:r>
@@ -1565,14 +1868,12 @@
       <w:r>
         <w:t xml:space="preserve">В ходе проделанной работы была проведена алгоритмическая декомпозиция класса </w:t>
       </w:r>
-      <w:proofErr w:type="spellStart"/>
       <w:r>
         <w:rPr>
           <w:lang w:val="en-US"/>
         </w:rPr>
         <w:t>MyString</w:t>
       </w:r>
-      <w:proofErr w:type="spellEnd"/>
       <w:r>
         <w:t>,</w:t>
       </w:r>
@@ -1609,14 +1910,12 @@
       <w:r>
         <w:t xml:space="preserve">при помощи библиотеки </w:t>
       </w:r>
-      <w:proofErr w:type="spellStart"/>
       <w:r>
         <w:rPr>
           <w:lang w:val="en-US"/>
         </w:rPr>
         <w:t>pybind</w:t>
       </w:r>
-      <w:proofErr w:type="spellEnd"/>
       <w:r>
         <w:t>.</w:t>
       </w:r>
